--- a/CS241-Operation System Final Project Documentation.docx
+++ b/CS241-Operation System Final Project Documentation.docx
@@ -119,67 +119,19 @@
             <w:tcW w:w="3808" w:type="dxa"/>
           </w:tcPr>
           <w:p>
-            <w:pPr>
-              <w:rPr>
-                <w:lang w:bidi="ar-EG"/>
-              </w:rPr>
-            </w:pPr>
-            <w:r>
-              <w:rPr>
-                <w:rFonts w:hint="cs"/>
-                <w:rtl/>
-                <w:lang w:bidi="ar-EG"/>
-              </w:rPr>
-              <w:t>1</w:t>
-            </w:r>
-            <w:r>
-              <w:rPr>
-                <w:lang w:bidi="ar-EG"/>
-              </w:rPr>
-              <w:t>.</w:t>
-            </w:r>
-            <w:r>
-              <w:rPr>
-                <w:lang w:bidi="ar-EG"/>
-              </w:rPr>
-              <w:t xml:space="preserve"> Short processes are always favored. </w:t>
+            <w:r>
+              <w:t>1.</w:t>
+            </w:r>
+            <w:r>
+              <w:t xml:space="preserve"> Every process gets a fixed time slice (quantum q). </w:t>
             </w:r>
           </w:p>
           <w:p>
-            <w:pPr>
-              <w:rPr>
-                <w:lang w:bidi="ar-EG"/>
-              </w:rPr>
-            </w:pPr>
-            <w:r>
-              <w:rPr>
-                <w:lang w:bidi="ar-EG"/>
-              </w:rPr>
-              <w:t>2.</w:t>
-            </w:r>
-            <w:r>
-              <w:rPr>
-                <w:lang w:bidi="ar-EG"/>
-              </w:rPr>
-              <w:t xml:space="preserve"> Long processes may suffer from starvation</w:t>
-            </w:r>
-            <w:r>
-              <w:rPr>
-                <w:lang w:bidi="ar-EG"/>
-              </w:rPr>
-              <w:t xml:space="preserve"> </w:t>
-            </w:r>
-            <w:r>
-              <w:rPr>
-                <w:lang w:bidi="ar-EG"/>
-              </w:rPr>
-              <w:t>(they keep getting preempted if shorter jobs keep arriving)</w:t>
-            </w:r>
-            <w:r>
-              <w:rPr>
-                <w:lang w:bidi="ar-EG"/>
-              </w:rPr>
-              <w:t>.</w:t>
+            <w:r>
+              <w:t xml:space="preserve">2. </w:t>
+            </w:r>
+            <w:r>
+              <w:t xml:space="preserve">No starvation → all processes get CPU time regularly. </w:t>
             </w:r>
           </w:p>
           <w:p>
@@ -190,16 +142,10 @@
               </w:rPr>
             </w:pPr>
             <w:r>
-              <w:rPr>
-                <w:lang w:bidi="ar-EG"/>
-              </w:rPr>
               <w:t>3.</w:t>
             </w:r>
             <w:r>
-              <w:rPr>
-                <w:lang w:bidi="ar-EG"/>
-              </w:rPr>
-              <w:t xml:space="preserve"> A process might wait indefinitely if shorter jobs keep coming.</w:t>
+              <w:t xml:space="preserve"> Ensures equal opportunity for all processes.</w:t>
             </w:r>
           </w:p>
         </w:tc>
@@ -209,26 +155,17 @@
           </w:tcPr>
           <w:p>
             <w:r>
-              <w:t>1.</w:t>
-            </w:r>
-            <w:r>
-              <w:t xml:space="preserve"> Every process gets a fixed time slice (quantum q). </w:t>
+              <w:t xml:space="preserve">1. Short processes are always favored. </w:t>
             </w:r>
           </w:p>
           <w:p>
             <w:r>
-              <w:t xml:space="preserve">2. </w:t>
-            </w:r>
-            <w:r>
-              <w:t xml:space="preserve">No starvation → all processes get CPU time regularly. </w:t>
+              <w:t>2. Long processes may suffer from starvation (they keep getting preempted if shorter jobs keep arriving).</w:t>
             </w:r>
           </w:p>
           <w:p>
             <w:r>
-              <w:t>3.</w:t>
-            </w:r>
-            <w:r>
-              <w:t xml:space="preserve"> Ensures equal opportunity for all processes.</w:t>
+              <w:t>3. A process might wait indefinitely if shorter jobs keep coming.</w:t>
             </w:r>
           </w:p>
         </w:tc>
@@ -255,43 +192,6 @@
             <w:tcW w:w="3808" w:type="dxa"/>
           </w:tcPr>
           <w:p>
-            <w:r>
-              <w:t>1.</w:t>
-            </w:r>
-            <w:r>
-              <w:t xml:space="preserve"> Minimizes average waiting time and turnaround time. </w:t>
-            </w:r>
-          </w:p>
-          <w:p>
-            <w:r>
-              <w:t>2.</w:t>
-            </w:r>
-            <w:r>
-              <w:t xml:space="preserve"> Always </w:t>
-            </w:r>
-            <w:proofErr w:type="gramStart"/>
-            <w:r>
-              <w:t>runs</w:t>
-            </w:r>
-            <w:proofErr w:type="gramEnd"/>
-            <w:r>
-              <w:t xml:space="preserve"> the process with the least remaining time → best performance mathematically. </w:t>
-            </w:r>
-          </w:p>
-          <w:p>
-            <w:r>
-              <w:t>3.</w:t>
-            </w:r>
-            <w:r>
-              <w:t xml:space="preserve"> Overhead due to frequent preemption when new processes arrive.</w:t>
-            </w:r>
-          </w:p>
-        </w:tc>
-        <w:tc>
-          <w:tcPr>
-            <w:tcW w:w="4112" w:type="dxa"/>
-          </w:tcPr>
-          <w:p>
             <w:pPr>
               <w:pStyle w:val="ListParagraph"/>
               <w:numPr>
@@ -396,6 +296,34 @@
           </w:p>
           <w:p/>
         </w:tc>
+        <w:tc>
+          <w:tcPr>
+            <w:tcW w:w="4112" w:type="dxa"/>
+          </w:tcPr>
+          <w:p>
+            <w:r>
+              <w:t xml:space="preserve">1. Minimizes average waiting time and turnaround time. </w:t>
+            </w:r>
+          </w:p>
+          <w:p>
+            <w:r>
+              <w:t xml:space="preserve">2. Always </w:t>
+            </w:r>
+            <w:proofErr w:type="gramStart"/>
+            <w:r>
+              <w:t>runs</w:t>
+            </w:r>
+            <w:proofErr w:type="gramEnd"/>
+            <w:r>
+              <w:t xml:space="preserve"> the process with the least remaining time → best performance mathematically. </w:t>
+            </w:r>
+          </w:p>
+          <w:p>
+            <w:r>
+              <w:t>3. Overhead due to frequent preemption when new processes arrive.</w:t>
+            </w:r>
+          </w:p>
+        </w:tc>
       </w:tr>
     </w:tbl>
     <w:p/>
@@ -428,7 +356,6 @@
           <w:b/>
           <w:bCs/>
         </w:rPr>
-        <w:lastRenderedPageBreak/>
         <w:t>Effect of time slicing versus shortest-job preference</w:t>
       </w:r>
     </w:p>
@@ -601,7 +528,10 @@
               <w:t>2</w:t>
             </w:r>
             <w:r>
-              <w:t>.Short jobs finish very quickly.</w:t>
+              <w:t>.</w:t>
+            </w:r>
+            <w:r>
+              <w:t>Long jobs May be delayed/starved.</w:t>
             </w:r>
           </w:p>
         </w:tc>
@@ -1377,6 +1307,7 @@
                 <w:bCs/>
                 <w:lang w:bidi="ar-EG"/>
               </w:rPr>
+              <w:lastRenderedPageBreak/>
               <w:t>Execution Behavior</w:t>
             </w:r>
           </w:p>
